--- a/docs/investor-materials/v1.5/corporate-travel-concierge/CTDI-executive-summary-corporate-travel-concierge.docx
+++ b/docs/investor-materials/v1.5/corporate-travel-concierge/CTDI-executive-summary-corporate-travel-concierge.docx
@@ -37,7 +37,7 @@
           <w:i w:val="0"/>
           <w:sz w:val="22"/>
         </w:rPr>
-        <w:t>CS Executive Services, LLC · Arlington, VA · August 2026 · info@csexecutiveservices.com</w:t>
+        <w:t>[operator LLC], LLC · Arlington, VA · August 2026 · info@example.com</w:t>
       </w:r>
     </w:p>
     <w:p>
@@ -73,7 +73,7 @@
           <w:i w:val="0"/>
           <w:sz w:val="22"/>
         </w:rPr>
-        <w:t>CTDI (Corporate Travel Dispatch Intelligence) is a 24/7 self-hosted operational dispatch-intelligence platform built and operated by Corey Sheldon (USMC veteran; owner, CS Executive Services, LLC, Arlington, VA). It ingests aviation, rail, weather, and airspace data — including all six FAA SWIM data services under real, approved credentials — computes a deterministic go/no-go operational risk score, and pushes real-time disruption alerts. It was built to run the founder's own executive-chauffeur operation and is being packaged for adjacent operators, including corporate travel management companies and executive-concierge services.</w:t>
+        <w:t>CTDI (Corporate Travel Dispatch Intelligence) is a 24/7 self-hosted operational dispatch-intelligence platform built and operated by the operator (USMC veteran; owner, [operator LLC], LLC, Arlington, VA). It ingests aviation, rail, weather, and airspace data — including all six FAA SWIM data services under real, approved credentials — computes a deterministic go/no-go operational risk score, and pushes real-time disruption alerts. It was built to run the founder's own executive-chauffeur operation and is being packaged for adjacent operators, including corporate travel management companies and executive-concierge services.</w:t>
       </w:r>
     </w:p>
     <w:p>
@@ -1051,7 +1051,7 @@
           <w:i w:val="0"/>
           <w:sz w:val="22"/>
         </w:rPr>
-        <w:t>The platform is licensed under the Business Source License 1.1 (Licensor: CS Executive Services, LLC), verified 2026-08-24 as canonical, unmodified BSL text. The relay/middleware framing fits how a concierge team would deploy CTDI — but the fee-based boundary is precise, and this document states it accurately rather than favorably.</w:t>
+        <w:t>The platform is licensed under the Business Source License 1.1 (Licensor: [operator LLC], LLC), verified 2026-08-24 as canonical, unmodified BSL text. The relay/middleware framing fits how a concierge team would deploy CTDI — but the fee-based boundary is precise, and this document states it accurately rather than favorably.</w:t>
       </w:r>
     </w:p>
     <w:p>
@@ -1129,7 +1129,7 @@
           <w:b w:val="0"/>
           <w:i w:val="0"/>
         </w:rPr>
-        <w:t xml:space="preserve"> Clause (iv) of the Additional Use Grant is named the controlling rule for any paid-service scenario. For a corporate travel management company or concierge firm that charges clients for its service, using CTDI to watch those clients' trips — visibly or invisibly, itemized or bundled — falls under this clause and requires a commercial license from CS Executive Services, LLC. Hosted resale, white-labeling, and platform absorption independently require a commercial license as well.</w:t>
+        <w:t xml:space="preserve"> Clause (iv) of the Additional Use Grant is named the controlling rule for any paid-service scenario. For a corporate travel management company or concierge firm that charges clients for its service, using CTDI to watch those clients' trips — visibly or invisibly, itemized or bundled — falls under this clause and requires a commercial license from [operator LLC], LLC. Hosted resale, white-labeling, and platform absorption independently require a commercial license as well.</w:t>
       </w:r>
     </w:p>
     <w:p>
@@ -1158,7 +1158,7 @@
           <w:i w:val="0"/>
           <w:sz w:val="22"/>
         </w:rPr>
-        <w:t>Disclosed: the Additional Use Grant language is a working draft currently under legal review; it reflects intended terms but has not yet been confirmed by counsel. Contact CS Executive Services, LLC to confirm current terms before relying on it.</w:t>
+        <w:t>Disclosed: the Additional Use Grant language is a working draft currently under legal review; it reflects intended terms but has not yet been confirmed by counsel. Contact [operator LLC], LLC to confirm current terms before relying on it.</w:t>
       </w:r>
     </w:p>
     <w:p>
@@ -1292,7 +1292,7 @@
           <w:i w:val="0"/>
           <w:sz w:val="22"/>
         </w:rPr>
-        <w:t>Intended commercial architecture: each client operator obtains and holds its own subscriptions and credentials for the underlying data sources (FAA SWIM, NWS/NWWS-OI, FAA NOTAM API, and similar). CS Executive Services provides the software, integration, and decision-support layer — it does not redistribute third-party data. This is template-supported today: the platform's data-source runbook contains per-source access instructions and credential-request email templates parameterized for any organization. Automated multi-tenant onboarding is not yet built — ROADMAP.</w:t>
+        <w:t>Intended commercial architecture: each client operator obtains and holds its own subscriptions and credentials for the underlying data sources (FAA SWIM, NWS/NWWS-OI, FAA NOTAM API, and similar). [operator LLC] provides the software, integration, and decision-support layer — it does not redistribute third-party data. This is template-supported today: the platform's data-source runbook contains per-source access instructions and credential-request email templates parameterized for any organization. Automated multi-tenant onboarding is not yet built — ROADMAP.</w:t>
       </w:r>
     </w:p>
     <w:p>
@@ -1390,7 +1390,7 @@
           <w:i w:val="0"/>
           <w:sz w:val="22"/>
         </w:rPr>
-        <w:t>Corey Sheldon — Founder, CS Executive Services, LLC · corey.sheldon@csexecutiveservices.com · info@csexecutiveservices.com. Live production read-outs can be arranged for diligence, as was done for the 2026-08-24 verification, pentest, and adversarial re-verification passes behind this document. The demo replay corpus (2.45 GB of recorded operational history) is real; a public demo link is withheld pending a founder gating decision, so demo access is arranged in diligence conversations.</w:t>
+        <w:t>the operator — Founder, [operator LLC], LLC · operator@example.com · info@example.com. Live production read-outs can be arranged for diligence, as was done for the 2026-08-24 verification, pentest, and adversarial re-verification passes behind this document. The demo replay corpus (2.45 GB of recorded operational history) is real; a public demo link is withheld pending a founder gating decision, so demo access is arranged in diligence conversations.</w:t>
       </w:r>
     </w:p>
     <w:sectPr>
